--- a/india_monitor_data/rag/documents/Strike_Intelligence/Port of Shanghai_Strike_Intelligence.docx
+++ b/india_monitor_data/rag/documents/Strike_Intelligence/Port of Shanghai_Strike_Intelligence.docx
@@ -15,9 +15,9 @@
       <w:r>
         <w:t>Monitored Freight Hub: Port of Shanghai Logistics Cluster</w:t>
         <w:br/>
-        <w:t>Generated: 2026-09-08 14:22:30 | Total Disruption Incidents Analyzed: 4</w:t>
+        <w:t>Generated: 2026-09-09 16:49:44 | Total Disruption Incidents Analyzed: 6</w:t>
         <w:br/>
-        <w:t>Disruption Severity Breakdown: 🔴 HIGH: 1 | 🟡 MEDIUM: 0 | 🟢 LOW: 3</w:t>
+        <w:t>Disruption Severity Breakdown: 🔴 HIGH: 3 | 🟡 MEDIUM: 0 | 🟢 LOW: 3</w:t>
       </w:r>
     </w:p>
     <w:p>
@@ -132,6 +132,114 @@
           </w:tcPr>
           <w:p>
             <w:r>
+              <w:t>Typhoon Dolphin likely to make landfall in eastern China; Shanghai, Zhejiang, Fujian activ</w:t>
+            </w:r>
+          </w:p>
+        </w:tc>
+        <w:tc>
+          <w:tcPr>
+            <w:tcW w:type="dxa" w:w="1728"/>
+          </w:tcPr>
+          <w:p>
+            <w:r>
+              <w:t>🔴 HIGH</w:t>
+            </w:r>
+          </w:p>
+        </w:tc>
+      </w:tr>
+      <w:tr>
+        <w:tc>
+          <w:tcPr>
+            <w:tcW w:type="dxa" w:w="1728"/>
+          </w:tcPr>
+          <w:p>
+            <w:r>
+              <w:t>INC-POR-02</w:t>
+              <w:br/>
+              <w:t>(None)</w:t>
+            </w:r>
+          </w:p>
+        </w:tc>
+        <w:tc>
+          <w:tcPr>
+            <w:tcW w:type="dxa" w:w="1728"/>
+          </w:tcPr>
+          <w:p>
+            <w:r>
+              <w:t>Unknown</w:t>
+            </w:r>
+          </w:p>
+        </w:tc>
+        <w:tc>
+          <w:tcPr>
+            <w:tcW w:type="dxa" w:w="1728"/>
+          </w:tcPr>
+          <w:p>
+            <w:r>
+              <w:t>Natural_Disaster</w:t>
+            </w:r>
+          </w:p>
+        </w:tc>
+        <w:tc>
+          <w:tcPr>
+            <w:tcW w:type="dxa" w:w="1728"/>
+          </w:tcPr>
+          <w:p>
+            <w:r>
+              <w:t>Typhoon Dolphin likely to make landfall in eastern China; Shanghai, Zhejiang, Fujian activ</w:t>
+            </w:r>
+          </w:p>
+        </w:tc>
+        <w:tc>
+          <w:tcPr>
+            <w:tcW w:type="dxa" w:w="1728"/>
+          </w:tcPr>
+          <w:p>
+            <w:r>
+              <w:t>🔴 HIGH</w:t>
+            </w:r>
+          </w:p>
+        </w:tc>
+      </w:tr>
+      <w:tr>
+        <w:tc>
+          <w:tcPr>
+            <w:tcW w:type="dxa" w:w="1728"/>
+          </w:tcPr>
+          <w:p>
+            <w:r>
+              <w:t>INC-POR-03</w:t>
+              <w:br/>
+              <w:t>(None)</w:t>
+            </w:r>
+          </w:p>
+        </w:tc>
+        <w:tc>
+          <w:tcPr>
+            <w:tcW w:type="dxa" w:w="1728"/>
+          </w:tcPr>
+          <w:p>
+            <w:r>
+              <w:t>Unknown</w:t>
+            </w:r>
+          </w:p>
+        </w:tc>
+        <w:tc>
+          <w:tcPr>
+            <w:tcW w:type="dxa" w:w="1728"/>
+          </w:tcPr>
+          <w:p>
+            <w:r>
+              <w:t>Natural_Disaster</w:t>
+            </w:r>
+          </w:p>
+        </w:tc>
+        <w:tc>
+          <w:tcPr>
+            <w:tcW w:type="dxa" w:w="1728"/>
+          </w:tcPr>
+          <w:p>
+            <w:r>
               <w:t>China's Shanghai, Ningbo Ports Reopen After Typhoon Bavi Shutdowns</w:t>
             </w:r>
           </w:p>
@@ -154,7 +262,7 @@
           </w:tcPr>
           <w:p>
             <w:r>
-              <w:t>INC-POR-02</w:t>
+              <w:t>INC-POR-04</w:t>
               <w:br/>
               <w:t>(None)</w:t>
             </w:r>
@@ -208,7 +316,7 @@
           </w:tcPr>
           <w:p>
             <w:r>
-              <w:t>INC-POR-03</w:t>
+              <w:t>INC-POR-05</w:t>
               <w:br/>
               <w:t>(None)</w:t>
             </w:r>
@@ -262,7 +370,7 @@
           </w:tcPr>
           <w:p>
             <w:r>
-              <w:t>INC-POR-04</w:t>
+              <w:t>INC-POR-06</w:t>
               <w:br/>
               <w:t>(None)</w:t>
             </w:r>
